--- a/backend/data/corpus/DOC-20260713-311.docx
+++ b/backend/data/corpus/DOC-20260713-311.docx
@@ -367,7 +367,7 @@
         <w:rPr>
           <w:sz w:val="21"/>
         </w:rPr>
-        <w:t>&gt; A full meeting in the corridor, first one this quarter.</w:t>
+        <w:t>&gt; An unexpectedly long meeting in the back office, first one this quarter.</w:t>
       </w:r>
     </w:p>
     <w:p>
@@ -383,7 +383,7 @@
         <w:rPr>
           <w:sz w:val="21"/>
         </w:rPr>
-        <w:t>&gt; Spent some time on the older half of the panel and how workup decisions get sequenced.</w:t>
+        <w:t>&gt; Nothing actionable this visit. Safety items asked about and confirmed none.</w:t>
       </w:r>
     </w:p>
     <w:p>
@@ -407,31 +407,7 @@
         <w:rPr>
           <w:sz w:val="21"/>
         </w:rPr>
-        <w:t>&gt; A brief meeting in teh workroom, first one this quarter.</w:t>
-      </w:r>
-    </w:p>
-    <w:p>
-      <w:r>
-        <w:rPr>
-          <w:sz w:val="21"/>
-        </w:rPr>
-        <w:t>&gt; The composition of teh pediatric-to-adult transfers has shifted over the last year or two.</w:t>
-      </w:r>
-    </w:p>
-    <w:p>
-      <w:r>
-        <w:rPr>
-          <w:sz w:val="21"/>
-        </w:rPr>
-        <w:t>&gt; Mentioned a case series someone forwarded but did not raise any specific finding.</w:t>
-      </w:r>
-    </w:p>
-    <w:p>
-      <w:r>
-        <w:rPr>
-          <w:sz w:val="21"/>
-        </w:rPr>
-        <w:t>&gt; Coverage paperwork varies by payer, which came up as a general frustration.</w:t>
+        <w:t>&gt; Caught a brief window in the back office between patients.</w:t>
       </w:r>
     </w:p>
     <w:p>
@@ -440,6 +416,14 @@
           <w:sz w:val="21"/>
         </w:rPr>
         <w:t>&gt; Spent most of the conversation on how uncomfortable it feels to park adolescent refractory cases until a birthday.</w:t>
+      </w:r>
+    </w:p>
+    <w:p>
+      <w:r>
+        <w:rPr>
+          <w:sz w:val="21"/>
+        </w:rPr>
+        <w:t>&gt; The practice lost one of the nurse practitioners and has not backfilled, so clinic throughput looks better than last year.</w:t>
       </w:r>
     </w:p>
     <w:p>
@@ -463,7 +447,15 @@
         <w:rPr>
           <w:sz w:val="21"/>
         </w:rPr>
-        <w:t>&gt; A productive conversation in the reading room, mostly logistics.</w:t>
+        <w:t>&gt; Stopped by in the workroom for an unhurried conversation.</w:t>
+      </w:r>
+    </w:p>
+    <w:p>
+      <w:r>
+        <w:rPr>
+          <w:sz w:val="21"/>
+        </w:rPr>
+        <w:t>&gt; Mentioned a case series someone forwarded but did not raise any specific finding.</w:t>
       </w:r>
     </w:p>
     <w:p>
@@ -472,14 +464,6 @@
           <w:sz w:val="21"/>
         </w:rPr>
         <w:t>&gt; Flagged the adolescents with drug-resistant focal seizures who simply wait until 18 before cenobamate is an option.</w:t>
-      </w:r>
-    </w:p>
-    <w:p>
-      <w:r>
-        <w:rPr>
-          <w:sz w:val="21"/>
-        </w:rPr>
-        <w:t>&gt; No specific request. Safety items asked about and confirmed none.</w:t>
       </w:r>
     </w:p>
     <w:p>
@@ -503,7 +487,23 @@
         <w:rPr>
           <w:sz w:val="21"/>
         </w:rPr>
-        <w:t>&gt; Stopped by in the conference room for a twenty-minute conversation.</w:t>
+        <w:t>&gt; Noted that formulary questions takes longer than the clinical decision and that this is not specific to any one product.</w:t>
+      </w:r>
+    </w:p>
+    <w:p>
+      <w:r>
+        <w:rPr>
+          <w:sz w:val="21"/>
+        </w:rPr>
+        <w:t>&gt; Asked whether I would be at the meeting later this year.</w:t>
+      </w:r>
+    </w:p>
+    <w:p>
+      <w:r>
+        <w:rPr>
+          <w:sz w:val="21"/>
+        </w:rPr>
+        <w:t>&gt; Described how the refractory group is triaged now compared with before.</w:t>
       </w:r>
     </w:p>
     <w:p>
@@ -512,22 +512,6 @@
           <w:sz w:val="21"/>
         </w:rPr>
         <w:t>&gt; Described the transition-age group, where the adult-only label leaves families without an on-label answer.</w:t>
-      </w:r>
-    </w:p>
-    <w:p>
-      <w:r>
-        <w:rPr>
-          <w:sz w:val="21"/>
-        </w:rPr>
-        <w:t>&gt; Mostly small talk about the program and the venue.</w:t>
-      </w:r>
-    </w:p>
-    <w:p>
-      <w:r>
-        <w:rPr>
-          <w:sz w:val="21"/>
-        </w:rPr>
-        <w:t>&gt; Routine follow-up slots keeps slipping since the summer, which shapes how much time there is for anything else.</w:t>
       </w:r>
     </w:p>
     <w:p>
@@ -551,23 +535,7 @@
         <w:rPr>
           <w:sz w:val="21"/>
         </w:rPr>
-        <w:t>&gt; A productive conversation in the corridor, mostly logistics.</w:t>
-      </w:r>
-    </w:p>
-    <w:p>
-      <w:r>
-        <w:rPr>
-          <w:sz w:val="21"/>
-        </w:rPr>
-        <w:t>&gt; The practice lost two medical assistants and has not backfilled, so the referral queue keeps slipping.</w:t>
-      </w:r>
-    </w:p>
-    <w:p>
-      <w:r>
-        <w:rPr>
-          <w:sz w:val="21"/>
-        </w:rPr>
-        <w:t>&gt; Titration scheduling is handled by nursing staff, which the practice finds workable.</w:t>
+        <w:t>&gt; Asked whether I would be at the meeting later this year.</w:t>
       </w:r>
     </w:p>
     <w:p>
@@ -576,6 +544,14 @@
           <w:sz w:val="21"/>
         </w:rPr>
         <w:t>&gt; Kept returning to the steady trickle of drug-resistant teenagers for whom nothing on label has changed.</w:t>
+      </w:r>
+    </w:p>
+    <w:p>
+      <w:r>
+        <w:rPr>
+          <w:sz w:val="21"/>
+        </w:rPr>
+        <w:t>&gt; Asked about my travel schedule, since visits keep landing on the busiest clinic days.</w:t>
       </w:r>
     </w:p>
     <w:p>
@@ -599,7 +575,15 @@
         <w:rPr>
           <w:sz w:val="21"/>
         </w:rPr>
-        <w:t>&gt; Stopped by by the scheduling desk for an unhurried conversation.</w:t>
+        <w:t>&gt; A productive meeting over a quick coffee, first one this quarter.</w:t>
+      </w:r>
+    </w:p>
+    <w:p>
+      <w:r>
+        <w:rPr>
+          <w:sz w:val="21"/>
+        </w:rPr>
+        <w:t>&gt; Nothing actionable this visit this time. Asked about safety and confirmed nothing to report.</w:t>
       </w:r>
     </w:p>
     <w:p>
@@ -608,22 +592,6 @@
           <w:sz w:val="21"/>
         </w:rPr>
         <w:t>&gt; Said the barrier in older adults is interaction concerns in the elderly panel, which is most of this practice.</w:t>
-      </w:r>
-    </w:p>
-    <w:p>
-      <w:r>
-        <w:rPr>
-          <w:sz w:val="21"/>
-        </w:rPr>
-        <w:t>&gt; Talked through the surgical workup list in general terms, without any specific case.</w:t>
-      </w:r>
-    </w:p>
-    <w:p>
-      <w:r>
-        <w:rPr>
-          <w:sz w:val="21"/>
-        </w:rPr>
-        <w:t>&gt; Most of the discussion was about the scheduling system, which went live without much warning.</w:t>
       </w:r>
     </w:p>
     <w:p>
@@ -647,7 +615,15 @@
         <w:rPr>
           <w:sz w:val="21"/>
         </w:rPr>
-        <w:t>&gt; Stopped by at the nurses' station for a full conversation.</w:t>
+        <w:t>&gt; A half-hour meeting in teh shared office, first one this quarter.</w:t>
+      </w:r>
+    </w:p>
+    <w:p>
+      <w:r>
+        <w:rPr>
+          <w:sz w:val="21"/>
+        </w:rPr>
+        <w:t>&gt; Talked through teh surgical workup list in general terms, without any specific case.</w:t>
       </w:r>
     </w:p>
     <w:p>
@@ -663,23 +639,7 @@
         <w:rPr>
           <w:sz w:val="21"/>
         </w:rPr>
-        <w:t>&gt; Benefit verification is the step that most often delays a start here.</w:t>
-      </w:r>
-    </w:p>
-    <w:p>
-      <w:r>
-        <w:rPr>
-          <w:sz w:val="21"/>
-        </w:rPr>
-        <w:t>&gt; Described a preference for slower titration in general, unrelated to any particular patient.</w:t>
-      </w:r>
-    </w:p>
-    <w:p>
-      <w:r>
-        <w:rPr>
-          <w:sz w:val="21"/>
-        </w:rPr>
-        <w:t>&gt; Mentioned a review that circulated on the service but did not raise any specific finding.</w:t>
+        <w:t>&gt; Asked whether I would be at teh meeting later this year.</w:t>
       </w:r>
     </w:p>
     <w:p>
@@ -703,7 +663,7 @@
         <w:rPr>
           <w:sz w:val="21"/>
         </w:rPr>
-        <w:t>&gt; Titration habits came up in general terms; no specifics were discussed and none were offered.</w:t>
+        <w:t>&gt; Stopped by in the conference room for a rushed conversation.</w:t>
       </w:r>
     </w:p>
     <w:p>
@@ -711,15 +671,7 @@
         <w:rPr>
           <w:sz w:val="21"/>
         </w:rPr>
-        <w:t>&gt; Noted that coverage paperwork remains the slowest step and that this is not specific to any one product.</w:t>
-      </w:r>
-    </w:p>
-    <w:p>
-      <w:r>
-        <w:rPr>
-          <w:sz w:val="21"/>
-        </w:rPr>
-        <w:t>&gt; Described how the older half of the panel is triaged now compared with before.</w:t>
+        <w:t>&gt; Titration scheduling is handled by nursing staff, which the practice finds workable.</w:t>
       </w:r>
     </w:p>
     <w:p>
